--- a/S08_Lab_Instructions.docx
+++ b/S08_Lab_Instructions.docx
@@ -732,6 +732,9 @@
           <w:ilvl w:val="0"/>
           <w:numId w:val="6"/>
         </w:numPr>
+        <w:rPr>
+          <w:highlight w:val="yellow"/>
+        </w:rPr>
       </w:pPr>
       <w:r>
         <w:t xml:space="preserve">Testez l’application afin de vous </w:t>
@@ -746,6 +749,7 @@
         <w:rPr>
           <w:i/>
           <w:iCs/>
+          <w:highlight w:val="yellow"/>
         </w:rPr>
         <w:t>LazyLoading</w:t>
       </w:r>
@@ -845,6 +849,9 @@
           <w:numId w:val="10"/>
         </w:numPr>
         <w:spacing w:before="0" w:after="160" w:line="259" w:lineRule="auto"/>
+        <w:rPr>
+          <w:highlight w:val="yellow"/>
+        </w:rPr>
       </w:pPr>
       <w:r>
         <w:rPr>
@@ -5621,6 +5628,15 @@
     <w:p>
       <w:pPr>
         <w:spacing w:before="0" w:after="160" w:line="259" w:lineRule="auto"/>
+        <w:ind w:left="360"/>
+      </w:pPr>
+      <w:r>
+        <w:t>Pour réutiliser du code ce qui évite la répétition…</w:t>
+      </w:r>
+    </w:p>
+    <w:p>
+      <w:pPr>
+        <w:spacing w:before="0" w:after="160" w:line="259" w:lineRule="auto"/>
       </w:pPr>
     </w:p>
     <w:p>
@@ -5771,6 +5787,7 @@
         <w:spacing w:before="0" w:after="160" w:line="259" w:lineRule="auto"/>
       </w:pPr>
       <w:r>
+        <w:lastRenderedPageBreak/>
         <w:t xml:space="preserve">Cliquez sur </w:t>
       </w:r>
       <w:r>
@@ -5791,7 +5808,6 @@
         <w:spacing w:before="0" w:after="160" w:line="259" w:lineRule="auto"/>
       </w:pPr>
       <w:r>
-        <w:lastRenderedPageBreak/>
         <w:t xml:space="preserve">"Poussez" </w:t>
       </w:r>
       <w:r>
@@ -7960,7 +7976,6 @@
           <w:color w:val="FFE599" w:themeColor="accent4" w:themeTint="66"/>
           <w:sz w:val="19"/>
           <w:szCs w:val="19"/>
-          <w:lang w:val="en-CA"/>
         </w:rPr>
       </w:pPr>
       <w:r>
@@ -7969,7 +7984,6 @@
           <w:color w:val="FFE599" w:themeColor="accent4" w:themeTint="66"/>
           <w:sz w:val="19"/>
           <w:szCs w:val="19"/>
-          <w:lang w:val="en-CA"/>
         </w:rPr>
         <w:t>{</w:t>
       </w:r>
@@ -7992,7 +8006,6 @@
           <w:color w:val="FFE599" w:themeColor="accent4" w:themeTint="66"/>
           <w:sz w:val="19"/>
           <w:szCs w:val="19"/>
-          <w:lang w:val="en-CA"/>
         </w:rPr>
       </w:pPr>
       <w:r>
@@ -8001,7 +8014,6 @@
           <w:color w:val="FFE599" w:themeColor="accent4" w:themeTint="66"/>
           <w:sz w:val="19"/>
           <w:szCs w:val="19"/>
-          <w:lang w:val="en-CA"/>
         </w:rPr>
         <w:t xml:space="preserve">    if (id == null || id == 0)</w:t>
       </w:r>
@@ -8024,7 +8036,6 @@
           <w:color w:val="FFE599" w:themeColor="accent4" w:themeTint="66"/>
           <w:sz w:val="19"/>
           <w:szCs w:val="19"/>
-          <w:lang w:val="en-CA"/>
         </w:rPr>
       </w:pPr>
       <w:r>
@@ -8033,7 +8044,6 @@
           <w:color w:val="FFE599" w:themeColor="accent4" w:themeTint="66"/>
           <w:sz w:val="19"/>
           <w:szCs w:val="19"/>
-          <w:lang w:val="en-CA"/>
         </w:rPr>
         <w:t xml:space="preserve">        // create</w:t>
       </w:r>
@@ -13662,6 +13672,7 @@
   <w:style w:type="character" w:default="1" w:styleId="Policepardfaut">
     <w:name w:val="Default Paragraph Font"/>
     <w:uiPriority w:val="1"/>
+    <w:semiHidden/>
     <w:unhideWhenUsed/>
   </w:style>
   <w:style w:type="table" w:default="1" w:styleId="TableauNormal">
@@ -14693,25 +14704,6 @@
 </file>
 
 <file path=customXml/item1.xml><?xml version="1.0" encoding="utf-8"?>
-<b:Sources xmlns:b="http://schemas.openxmlformats.org/officeDocument/2006/bibliography" xmlns="http://schemas.openxmlformats.org/officeDocument/2006/bibliography" SelectedStyle="\APASixthEditionOfficeOnline.xsl" StyleName="APA" Version="6"/>
-</file>
-
-<file path=customXml/item2.xml><?xml version="1.0" encoding="utf-8"?>
-<?mso-contentType ?>
-<FormTemplates xmlns="http://schemas.microsoft.com/sharepoint/v3/contenttype/forms">
-  <Display>DocumentLibraryForm</Display>
-  <Edit>DocumentLibraryForm</Edit>
-  <New>DocumentLibraryForm</New>
-</FormTemplates>
-</file>
-
-<file path=customXml/item3.xml><?xml version="1.0" encoding="utf-8"?>
-<p:properties xmlns:p="http://schemas.microsoft.com/office/2006/metadata/properties" xmlns:xsi="http://www.w3.org/2001/XMLSchema-instance" xmlns:pc="http://schemas.microsoft.com/office/infopath/2007/PartnerControls">
-  <documentManagement/>
-</p:properties>
-</file>
-
-<file path=customXml/item4.xml><?xml version="1.0" encoding="utf-8"?>
 <ct:contentTypeSchema xmlns:ct="http://schemas.microsoft.com/office/2006/metadata/contentType" xmlns:ma="http://schemas.microsoft.com/office/2006/metadata/properties/metaAttributes" ct:_="" ma:_="" ma:contentTypeName="Document" ma:contentTypeID="0x010100354AEAE9FD62D747A26A546E5B1B5735" ma:contentTypeVersion="7" ma:contentTypeDescription="Crée un document." ma:contentTypeScope="" ma:versionID="43b763fe9aa20b7a2976a5e019d82dbf">
   <xsd:schema xmlns:xsd="http://www.w3.org/2001/XMLSchema" xmlns:xs="http://www.w3.org/2001/XMLSchema" xmlns:p="http://schemas.microsoft.com/office/2006/metadata/properties" xmlns:ns2="071933db-0376-4694-9786-b56cb37c4ec2" targetNamespace="http://schemas.microsoft.com/office/2006/metadata/properties" ma:root="true" ma:fieldsID="d5c90ae6c1ec6ed317c9f5feddaf7a33" ns2:_="">
     <xsd:import namespace="071933db-0376-4694-9786-b56cb37c4ec2"/>
@@ -14875,32 +14867,26 @@
 </ct:contentTypeSchema>
 </file>
 
-<file path=customXml/itemProps1.xml><?xml version="1.0" encoding="utf-8"?>
-<ds:datastoreItem xmlns:ds="http://schemas.openxmlformats.org/officeDocument/2006/customXml" ds:itemID="{28D15B86-D92D-420E-A893-C7613CFD01AE}">
-  <ds:schemaRefs>
-    <ds:schemaRef ds:uri="http://schemas.openxmlformats.org/officeDocument/2006/bibliography"/>
-  </ds:schemaRefs>
-</ds:datastoreItem>
+<file path=customXml/item2.xml><?xml version="1.0" encoding="utf-8"?>
+<p:properties xmlns:p="http://schemas.microsoft.com/office/2006/metadata/properties" xmlns:xsi="http://www.w3.org/2001/XMLSchema-instance" xmlns:pc="http://schemas.microsoft.com/office/infopath/2007/PartnerControls">
+  <documentManagement/>
+</p:properties>
 </file>
 
-<file path=customXml/itemProps2.xml><?xml version="1.0" encoding="utf-8"?>
-<ds:datastoreItem xmlns:ds="http://schemas.openxmlformats.org/officeDocument/2006/customXml" ds:itemID="{F6194C16-5FE5-4670-BEC8-3D6DD9380312}">
-  <ds:schemaRefs>
-    <ds:schemaRef ds:uri="http://schemas.microsoft.com/sharepoint/v3/contenttype/forms"/>
-  </ds:schemaRefs>
-</ds:datastoreItem>
+<file path=customXml/item3.xml><?xml version="1.0" encoding="utf-8"?>
+<?mso-contentType ?>
+<FormTemplates xmlns="http://schemas.microsoft.com/sharepoint/v3/contenttype/forms">
+  <Display>DocumentLibraryForm</Display>
+  <Edit>DocumentLibraryForm</Edit>
+  <New>DocumentLibraryForm</New>
+</FormTemplates>
 </file>
 
-<file path=customXml/itemProps3.xml><?xml version="1.0" encoding="utf-8"?>
-<ds:datastoreItem xmlns:ds="http://schemas.openxmlformats.org/officeDocument/2006/customXml" ds:itemID="{2C36E056-BA2C-4A1F-9580-242C9B36FE70}">
-  <ds:schemaRefs>
-    <ds:schemaRef ds:uri="http://schemas.microsoft.com/office/2006/metadata/properties"/>
-    <ds:schemaRef ds:uri="http://schemas.microsoft.com/office/infopath/2007/PartnerControls"/>
-  </ds:schemaRefs>
-</ds:datastoreItem>
+<file path=customXml/item4.xml><?xml version="1.0" encoding="utf-8"?>
+<b:Sources xmlns:b="http://schemas.openxmlformats.org/officeDocument/2006/bibliography" xmlns="http://schemas.openxmlformats.org/officeDocument/2006/bibliography" SelectedStyle="\APASixthEditionOfficeOnline.xsl" StyleName="APA" Version="6"/>
 </file>
 
-<file path=customXml/itemProps4.xml><?xml version="1.0" encoding="utf-8"?>
+<file path=customXml/itemProps1.xml><?xml version="1.0" encoding="utf-8"?>
 <ds:datastoreItem xmlns:ds="http://schemas.openxmlformats.org/officeDocument/2006/customXml" ds:itemID="{5C3A06EC-DC03-4D65-AA15-C6B9D68C1ED0}">
   <ds:schemaRefs>
     <ds:schemaRef ds:uri="http://schemas.microsoft.com/office/2006/metadata/contentType"/>
@@ -14916,4 +14902,29 @@
     <ds:schemaRef ds:uri="http://schemas.microsoft.com/internal/obd"/>
   </ds:schemaRefs>
 </ds:datastoreItem>
+</file>
+
+<file path=customXml/itemProps2.xml><?xml version="1.0" encoding="utf-8"?>
+<ds:datastoreItem xmlns:ds="http://schemas.openxmlformats.org/officeDocument/2006/customXml" ds:itemID="{2C36E056-BA2C-4A1F-9580-242C9B36FE70}">
+  <ds:schemaRefs>
+    <ds:schemaRef ds:uri="http://schemas.microsoft.com/office/2006/metadata/properties"/>
+    <ds:schemaRef ds:uri="http://schemas.microsoft.com/office/infopath/2007/PartnerControls"/>
+  </ds:schemaRefs>
+</ds:datastoreItem>
+</file>
+
+<file path=customXml/itemProps3.xml><?xml version="1.0" encoding="utf-8"?>
+<ds:datastoreItem xmlns:ds="http://schemas.openxmlformats.org/officeDocument/2006/customXml" ds:itemID="{F6194C16-5FE5-4670-BEC8-3D6DD9380312}">
+  <ds:schemaRefs>
+    <ds:schemaRef ds:uri="http://schemas.microsoft.com/sharepoint/v3/contenttype/forms"/>
+  </ds:schemaRefs>
+</ds:datastoreItem>
+</file>
+
+<file path=customXml/itemProps4.xml><?xml version="1.0" encoding="utf-8"?>
+<ds:datastoreItem xmlns:ds="http://schemas.openxmlformats.org/officeDocument/2006/customXml" ds:itemID="{28D15B86-D92D-420E-A893-C7613CFD01AE}">
+  <ds:schemaRefs>
+    <ds:schemaRef ds:uri="http://schemas.openxmlformats.org/officeDocument/2006/bibliography"/>
+  </ds:schemaRefs>
+</ds:datastoreItem>
 </file>